--- a/business/bids/ETABLIX-DIRECTOR-EXPERIENCE-NOTES.docx
+++ b/business/bids/ETABLIX-DIRECTOR-EXPERIENCE-NOTES.docx
@@ -1522,7 +1522,7 @@
           <w:sz w:val="26"/>
           <w:szCs w:val="26"/>
         </w:rPr>
-        <w:t xml:space="preserve">Confirm these two figures before the document is submitted</w:t>
+        <w:t xml:space="preserve">The three Skye figures, and how each is stated</w:t>
       </w:r>
     </w:p>
     <w:p>
@@ -1532,11 +1532,22 @@
       <w:r>
         <w:rPr>
           <w:rFonts w:ascii="Arial" w:cs="Arial" w:eastAsia="Arial" w:hAnsi="Arial"/>
+          <w:b/>
+          <w:bCs/>
           <w:color w:val="14181D"/>
           <w:sz w:val="20"/>
           <w:szCs w:val="20"/>
         </w:rPr>
-        <w:t xml:space="preserve">Section 4.1 states </w:t>
+        <w:t xml:space="preserve">309 bedrooms</w:t>
+      </w:r>
+      <w:r>
+        <w:rPr>
+          <w:rFonts w:ascii="Arial" w:cs="Arial" w:eastAsia="Arial" w:hAnsi="Arial"/>
+          <w:color w:val="14181D"/>
+          <w:sz w:val="20"/>
+          <w:szCs w:val="20"/>
+        </w:rPr>
+        <w:t xml:space="preserve"> and </w:t>
       </w:r>
       <w:r>
         <w:rPr>
@@ -1547,7 +1558,7 @@
           <w:sz w:val="20"/>
           <w:szCs w:val="20"/>
         </w:rPr>
-        <w:t xml:space="preserve">309 bedrooms</w:t>
+        <w:t xml:space="preserve">36 months</w:t>
       </w:r>
       <w:r>
         <w:rPr>
@@ -1556,7 +1567,21 @@
           <w:sz w:val="20"/>
           <w:szCs w:val="20"/>
         </w:rPr>
-        <w:t xml:space="preserve"> and a </w:t>
+        <w:t xml:space="preserve"> are confirmed by the director against the project record. They carry weight in the document because an accommodation scope with no size attached is worth little, and because they are the two numbers that let an assessor picture the village. State them as facts; they are.</w:t>
+      </w:r>
+    </w:p>
+    <w:p>
+      <w:pPr>
+        <w:spacing w:after="90" w:before="90" w:line="280"/>
+      </w:pPr>
+      <w:r>
+        <w:rPr>
+          <w:rFonts w:ascii="Arial" w:cs="Arial" w:eastAsia="Arial" w:hAnsi="Arial"/>
+          <w:color w:val="14181D"/>
+          <w:sz w:val="20"/>
+          <w:szCs w:val="20"/>
+        </w:rPr>
+        <w:t xml:space="preserve">The </w:t>
       </w:r>
       <w:r>
         <w:rPr>
@@ -1567,7 +1592,7 @@
           <w:sz w:val="20"/>
           <w:szCs w:val="20"/>
         </w:rPr>
-        <w:t xml:space="preserve">36-month</w:t>
+        <w:t xml:space="preserve">GBP 690 million</w:t>
       </w:r>
       <w:r>
         <w:rPr>
@@ -1576,61 +1601,7 @@
           <w:sz w:val="20"/>
           <w:szCs w:val="20"/>
         </w:rPr>
-        <w:t xml:space="preserve"> establishment duration for the Skye village. Both came from the director's earlier description of the turnkey programme that carried the village, not from a project document. They are in the document because an accommodation scope with no size attached is worth little, and because they are his own figures. Check them against the project record and correct them in </w:t>
-      </w:r>
-      <w:r>
-        <w:rPr>
-          <w:rFonts w:ascii="Arial" w:cs="Arial" w:eastAsia="Arial" w:hAnsi="Arial"/>
-          <w:i/>
-          <w:iCs/>
-          <w:color w:val="14181D"/>
-          <w:sz w:val="20"/>
-          <w:szCs w:val="20"/>
-        </w:rPr>
-        <w:t xml:space="preserve">director-experience.data.cjs</w:t>
-      </w:r>
-      <w:r>
-        <w:rPr>
-          <w:rFonts w:ascii="Arial" w:cs="Arial" w:eastAsia="Arial" w:hAnsi="Arial"/>
-          <w:color w:val="14181D"/>
-          <w:sz w:val="20"/>
-          <w:szCs w:val="20"/>
-        </w:rPr>
-        <w:t xml:space="preserve"> if either is wrong.</w:t>
-      </w:r>
-    </w:p>
-    <w:p>
-      <w:pPr>
-        <w:spacing w:after="90" w:before="90" w:line="280"/>
-      </w:pPr>
-      <w:r>
-        <w:rPr>
-          <w:rFonts w:ascii="Arial" w:cs="Arial" w:eastAsia="Arial" w:hAnsi="Arial"/>
-          <w:color w:val="14181D"/>
-          <w:sz w:val="20"/>
-          <w:szCs w:val="20"/>
-        </w:rPr>
-        <w:t xml:space="preserve">The </w:t>
-      </w:r>
-      <w:r>
-        <w:rPr>
-          <w:rFonts w:ascii="Arial" w:cs="Arial" w:eastAsia="Arial" w:hAnsi="Arial"/>
-          <w:b/>
-          <w:bCs/>
-          <w:color w:val="14181D"/>
-          <w:sz w:val="20"/>
-          <w:szCs w:val="20"/>
-        </w:rPr>
-        <w:t xml:space="preserve">GBP 690 million</w:t>
-      </w:r>
-      <w:r>
-        <w:rPr>
-          <w:rFonts w:ascii="Arial" w:cs="Arial" w:eastAsia="Arial" w:hAnsi="Arial"/>
-          <w:color w:val="14181D"/>
-          <w:sz w:val="20"/>
-          <w:szCs w:val="20"/>
-        </w:rPr>
-        <w:t xml:space="preserve"> is labelled in the document as the promoter's value for the whole reinforcement scheme, not for the accommodation scope. Keep that distinction: an assessor who reads it as the value of his own scope and then discovers otherwise will discount everything else on the page.</w:t>
+        <w:t xml:space="preserve"> is different. It is labelled in the document as the promoter's value for the whole reinforcement scheme, not for the accommodation scope, and a test fails the build if it ever appears without that. Keep the distinction: an assessor who reads it as the value of his own scope and then discovers otherwise will discount everything else on the page.</w:t>
       </w:r>
     </w:p>
     <w:p>
